--- a/Day 4/Day 4_Reference Material.docx
+++ b/Day 4/Day 4_Reference Material.docx
@@ -90,7 +90,13 @@
         <w:rPr>
           <w:rFonts w:ascii="Times New Roman" w:hAnsi="Times New Roman" w:cs="Times New Roman"/>
         </w:rPr>
-        <w:t xml:space="preserve"> recommendations; Inventory bundling; Spare parts recommendation</w:t>
+        <w:t xml:space="preserve"> recommendations; Inventory bundling; Spare parts </w:t>
+      </w:r>
+      <w:r>
+        <w:rPr>
+          <w:rFonts w:ascii="Times New Roman" w:hAnsi="Times New Roman" w:cs="Times New Roman"/>
+        </w:rPr>
+        <w:t>recommendations</w:t>
       </w:r>
     </w:p>
     <w:p>
@@ -4415,7 +4421,7 @@
           <w:rFonts w:ascii="Times New Roman" w:hAnsi="Times New Roman" w:cs="Times New Roman"/>
         </w:rPr>
         <w:pict w14:anchorId="0AF95719">
-          <v:rect id="_x0000_i1182" style="width:0;height:.75pt" o:hralign="center" o:hrstd="t" o:hr="t" fillcolor="#a0a0a0" stroked="f"/>
+          <v:rect id="_x0000_i1025" style="width:0;height:.75pt" o:hralign="center" o:hrstd="t" o:hr="t" fillcolor="#a0a0a0" stroked="f"/>
         </w:pict>
       </w:r>
     </w:p>
@@ -20257,6 +20263,7 @@
   <w:style w:type="character" w:default="1" w:styleId="DefaultParagraphFont">
     <w:name w:val="Default Paragraph Font"/>
     <w:uiPriority w:val="1"/>
+    <w:semiHidden/>
     <w:unhideWhenUsed/>
   </w:style>
   <w:style w:type="table" w:default="1" w:styleId="TableNormal">
